--- a/src/Tests/Inputs/table_vmerge_basic/input.docx
+++ b/src/Tests/Inputs/table_vmerge_basic/input.docx
@@ -88,6 +88,9 @@
         </w:tc>
       </w:tr>
     </w:tbl>
+    <w:sectPr>
+      <w:pgSz w:w="12240" w:h="15840"/>
+    </w:sectPr>
   </w:body>
 </w:document>
 </file>